--- a/laravel-app/database/data/internship/handbooks/data_science/Beyond_DataScience_Internship_Day_001_Student_Handbook.docx
+++ b/laravel-app/database/data/internship/handbooks/data_science/Beyond_DataScience_Internship_Day_001_Student_Handbook.docx
@@ -167,7 +167,7 @@
               <w:rPr>
                 <w:sz w:val="18"/>
               </w:rPr>
-              <w:t>8 hours</w:t>
+              <w:t>8.0 hours</w:t>
             </w:r>
           </w:p>
         </w:tc>
@@ -180,7 +180,7 @@
               <w:rPr>
                 <w:sz w:val="18"/>
               </w:rPr>
-              <w:t>Python, Jupyter, pandas, LibreOffice Calc and public/offline datasets</w:t>
+              <w:t>Python, Jupyter, pandas, LibreOffice Calc</w:t>
             </w:r>
           </w:p>
         </w:tc>
@@ -198,7 +198,7 @@
           <w:color w:val="0B3F90"/>
           <w:sz w:val="20"/>
         </w:rPr>
-        <w:t>Day 1 objective  Complete the orientation and setup for Data Science Workflow: Apply data science workflow safely and explain the result in a professional technical report.</w:t>
+        <w:t>Day 1 objective  Complete the orientation and setup for Data Science Workflow: Set up the approved Python/Jupyter workspace and demonstrate the path from a public or synthetic raw dataset to a documented question, validation check, and reproducible result.</w:t>
       </w:r>
     </w:p>
     <w:p>
@@ -256,7 +256,7 @@
           <w:b w:val="0"/>
           <w:sz w:val="22"/>
         </w:rPr>
-        <w:t>Submit: A setup screenshot, a short explanation of the key terms, and a safety/ethics check..</w:t>
+        <w:t>Submit: Baseline evidence, completed practical artifact, independent verification, safety/restoration record, and short professional report..</w:t>
       </w:r>
     </w:p>
     <w:p>
@@ -687,7 +687,7 @@
           <w:b w:val="0"/>
           <w:sz w:val="20"/>
         </w:rPr>
-        <w:t>Curriculum objective (source of truth): Apply data science workflow safely and explain the result in a professional technical report.</w:t>
+        <w:t>Curriculum objective (source of truth): Set up the approved Python/Jupyter workspace and demonstrate the path from a public or synthetic raw dataset to a documented question, validation check, and reproducible result.</w:t>
       </w:r>
     </w:p>
     <w:p>
@@ -1334,7 +1334,7 @@
           <w:b w:val="0"/>
           <w:sz w:val="22"/>
         </w:rPr>
-        <w:t>Tools available: Python, Jupyter, pandas, LibreOffice Calc and public/offline datasets.</w:t>
+        <w:t>Tools available: Python, Jupyter, pandas, LibreOffice Calc.</w:t>
       </w:r>
     </w:p>
     <w:p>
@@ -1997,7 +1997,7 @@
           <w:b w:val="0"/>
           <w:sz w:val="20"/>
         </w:rPr>
-        <w:t>• Read the Study Notes on this page, then create or verify the lab needed for data science workflow.</w:t>
+        <w:t>• Review the Day 1 scope, prerequisite from Day 0, and supervisor instructions before touching software, accounts, cables, power, rigging, networks, or equipment.</w:t>
       </w:r>
     </w:p>
     <w:p>
@@ -2009,7 +2009,7 @@
           <w:b w:val="0"/>
           <w:sz w:val="20"/>
         </w:rPr>
-        <w:t>• Work only in an authorized lab, VM or on equipment assigned by Beyond.</w:t>
+        <w:t>• Confirm the authorized lab/equipment boundary, owner, asset IDs, workspace condition, backup/rollback state, emergency procedure, and any PPE or spotter requirement.</w:t>
       </w:r>
     </w:p>
     <w:p>
@@ -2021,7 +2021,79 @@
           <w:b w:val="0"/>
           <w:sz w:val="20"/>
         </w:rPr>
-        <w:t>• Keep time entries truthful and ask the supervisor before changing production equipment.</w:t>
+        <w:t>• Verify only the approved tools for today: Python, Jupyter, pandas, LibreOffice Calc. Record versions, firmware, serial/asset references, calibration status, or configuration as relevant. Avoid unnecessary installation or updates.</w:t>
+      </w:r>
+    </w:p>
+    <w:p>
+      <w:pPr>
+        <w:spacing w:after="120"/>
+      </w:pPr>
+      <w:r>
+        <w:rPr>
+          <w:b w:val="0"/>
+          <w:sz w:val="20"/>
+        </w:rPr>
+        <w:t>• Create Day_001_data_science_workflow with evidence, diagrams or src, checklists or tests, output, and report folders.</w:t>
+      </w:r>
+    </w:p>
+    <w:p>
+      <w:pPr>
+        <w:spacing w:after="120"/>
+      </w:pPr>
+      <w:r>
+        <w:rPr>
+          <w:b w:val="0"/>
+          <w:sz w:val="20"/>
+        </w:rPr>
+        <w:t>• Capture a privacy-reviewed baseline photograph/screenshot and record expected result, measurement units, acceptance limit, and stop condition.</w:t>
+      </w:r>
+    </w:p>
+    <w:p>
+      <w:pPr>
+        <w:spacing w:after="120"/>
+      </w:pPr>
+      <w:r>
+        <w:rPr>
+          <w:b w:val="0"/>
+          <w:sz w:val="20"/>
+        </w:rPr>
+        <w:t>• Complete the practical objective: Set up the approved Python/Jupyter workspace and demonstrate the path from a public or synthetic raw dataset to a documented question, validation check, and reproducible result.</w:t>
+      </w:r>
+    </w:p>
+    <w:p>
+      <w:pPr>
+        <w:spacing w:after="120"/>
+      </w:pPr>
+      <w:r>
+        <w:rPr>
+          <w:b w:val="0"/>
+          <w:sz w:val="20"/>
+        </w:rPr>
+        <w:t>• Introduce or analyze only an approved controlled fault/edge case. Troubleshoot systematically, preserve evidence, and return the lab/equipment to its approved state.</w:t>
+      </w:r>
+    </w:p>
+    <w:p>
+      <w:pPr>
+        <w:spacing w:after="120"/>
+      </w:pPr>
+      <w:r>
+        <w:rPr>
+          <w:b w:val="0"/>
+          <w:sz w:val="20"/>
+        </w:rPr>
+        <w:t>• Verify independently through a second instrument/path/test, clean rerun, configuration comparison, peer check, or supervisor sign-off. Distinguish evidence from proof.</w:t>
+      </w:r>
+    </w:p>
+    <w:p>
+      <w:pPr>
+        <w:spacing w:after="120"/>
+      </w:pPr>
+      <w:r>
+        <w:rPr>
+          <w:b w:val="0"/>
+          <w:sz w:val="20"/>
+        </w:rPr>
+        <w:t>• Complete the discipline safety/ethics checklist, inventory/custody or cleanup check, and a professional report with honest limitations and assistance disclosure.</w:t>
       </w:r>
     </w:p>
     <w:p>
@@ -5994,7 +6066,7 @@
           <w:b w:val="0"/>
           <w:sz w:val="22"/>
         </w:rPr>
-        <w:t>Matches: A setup screenshot, a short explanation of the key terms, and a safety/ethics check.</w:t>
+        <w:t>Matches: Baseline evidence, completed practical artifact, independent verification, safety/restoration record, and short professional report.</w:t>
       </w:r>
     </w:p>
     <w:p>
